--- a/fuentes/CFA_01_33110059_DU.docx
+++ b/fuentes/CFA_01_33110059_DU.docx
@@ -40,7 +40,7 @@
                     </pic:cNvPicPr>
                   </pic:nvPicPr>
                   <pic:blipFill>
-                    <a:blip r:embed="rId8">
+                    <a:blip r:embed="rId11">
                       <a:extLst>
                         <a:ext uri="{28A0092B-C50C-407E-A947-70E740481C1C}">
                           <a14:useLocalDpi xmlns:a14="http://schemas.microsoft.com/office/drawing/2010/main" val="0"/>
@@ -1460,7 +1460,7 @@
             <w:noProof/>
             <w:webHidden/>
           </w:rPr>
-          <w:t>47</w:t>
+          <w:t>48</w:t>
         </w:r>
         <w:r>
           <w:rPr>
@@ -1532,7 +1532,7 @@
             <w:noProof/>
             <w:webHidden/>
           </w:rPr>
-          <w:t>49</w:t>
+          <w:t>50</w:t>
         </w:r>
         <w:r>
           <w:rPr>
@@ -1605,7 +1605,7 @@
             <w:noProof/>
             <w:webHidden/>
           </w:rPr>
-          <w:t>51</w:t>
+          <w:t>52</w:t>
         </w:r>
         <w:r>
           <w:rPr>
@@ -1677,7 +1677,7 @@
             <w:noProof/>
             <w:webHidden/>
           </w:rPr>
-          <w:t>54</w:t>
+          <w:t>55</w:t>
         </w:r>
         <w:r>
           <w:rPr>
@@ -1793,7 +1793,7 @@
                     </pic:cNvPicPr>
                   </pic:nvPicPr>
                   <pic:blipFill>
-                    <a:blip r:embed="rId9">
+                    <a:blip r:embed="rId12">
                       <a:extLst>
                         <a:ext uri="{28A0092B-C50C-407E-A947-70E740481C1C}">
                           <a14:useLocalDpi xmlns:a14="http://schemas.microsoft.com/office/drawing/2010/main" val="0"/>
@@ -2247,7 +2247,7 @@
                     </pic:cNvPicPr>
                   </pic:nvPicPr>
                   <pic:blipFill>
-                    <a:blip r:embed="rId10">
+                    <a:blip r:embed="rId13">
                       <a:extLst>
                         <a:ext uri="{28A0092B-C50C-407E-A947-70E740481C1C}">
                           <a14:useLocalDpi xmlns:a14="http://schemas.microsoft.com/office/drawing/2010/main" val="0"/>
@@ -2283,7 +2283,7 @@
           <w:b/>
         </w:rPr>
       </w:pPr>
-      <w:hyperlink r:id="rId11" w:history="1">
+      <w:hyperlink r:id="rId14" w:history="1">
         <w:r>
           <w:rPr>
             <w:rStyle w:val="Hipervnculo"/>
@@ -3884,7 +3884,19 @@
         <w:rPr>
           <w:lang w:eastAsia="es-CO"/>
         </w:rPr>
-        <w:t>Sentimiento y apoyo aborda las necesidades emocionales y de salud de la familia.</w:t>
+        <w:t>Sentimiento y apoyo aborda</w:t>
+      </w:r>
+      <w:r>
+        <w:rPr>
+          <w:lang w:eastAsia="es-CO"/>
+        </w:rPr>
+        <w:t>n</w:t>
+      </w:r>
+      <w:r>
+        <w:rPr>
+          <w:lang w:eastAsia="es-CO"/>
+        </w:rPr>
+        <w:t xml:space="preserve"> las necesidades emocionales y de salud de la familia.</w:t>
       </w:r>
     </w:p>
     <w:p>
@@ -3902,7 +3914,19 @@
         <w:rPr>
           <w:lang w:eastAsia="es-CO"/>
         </w:rPr>
-        <w:t>Evaluación sistémica e intervenciones planificadas permite ayudar a la familia a desarrollar formas alternativas.</w:t>
+        <w:t>Evaluación sistémica e intervenciones planificadas permite</w:t>
+      </w:r>
+      <w:r>
+        <w:rPr>
+          <w:lang w:eastAsia="es-CO"/>
+        </w:rPr>
+        <w:t>n</w:t>
+      </w:r>
+      <w:r>
+        <w:rPr>
+          <w:lang w:eastAsia="es-CO"/>
+        </w:rPr>
+        <w:t xml:space="preserve"> ayudar a la familia a desarrollar formas alternativas.</w:t>
       </w:r>
     </w:p>
     <w:p>
@@ -3993,7 +4017,7 @@
                     </pic:cNvPicPr>
                   </pic:nvPicPr>
                   <pic:blipFill>
-                    <a:blip r:embed="rId12">
+                    <a:blip r:embed="rId15">
                       <a:extLst>
                         <a:ext uri="{28A0092B-C50C-407E-A947-70E740481C1C}">
                           <a14:useLocalDpi xmlns:a14="http://schemas.microsoft.com/office/drawing/2010/main" val="0"/>
@@ -4273,15 +4297,7 @@
           <w:bCs/>
           <w:lang w:eastAsia="es-CO"/>
         </w:rPr>
-        <w:t xml:space="preserve"> </w:t>
-      </w:r>
-      <w:r>
-        <w:rPr>
-          <w:b/>
-          <w:bCs/>
-          <w:lang w:eastAsia="es-CO"/>
-        </w:rPr>
-        <w:t>Anexo1_Hacia_una_comunicacion_efectiva</w:t>
+        <w:t xml:space="preserve"> Anexo1_Hacia_una_comunicacion_efectiva</w:t>
       </w:r>
       <w:r>
         <w:rPr>
@@ -6127,7 +6143,7 @@
                     </pic:cNvPicPr>
                   </pic:nvPicPr>
                   <pic:blipFill>
-                    <a:blip r:embed="rId13">
+                    <a:blip r:embed="rId16">
                       <a:extLst>
                         <a:ext uri="{28A0092B-C50C-407E-A947-70E740481C1C}">
                           <a14:useLocalDpi xmlns:a14="http://schemas.microsoft.com/office/drawing/2010/main" val="0"/>
@@ -6174,7 +6190,7 @@
         <w:rPr>
           <w:b/>
         </w:rPr>
-        <w:instrText xml:space="preserve"> HYPERLINK "http://www.get-youtube-thumbnail.com/" \l "google_vignette" </w:instrText>
+        <w:instrText xml:space="preserve"> HYPERLINK "https://www.youtube.com/watch?v=H_ReAjWUp_E" </w:instrText>
       </w:r>
       <w:r>
         <w:rPr>
@@ -6670,20 +6686,60 @@
         <w:rPr>
           <w:lang w:eastAsia="es-CO"/>
         </w:rPr>
-        <w:t>Tradicionalmente se ha reconocido la importancia del control de las acciones, asociando la inteligencia con la capacidad lógica, el razonamiento lingüístico o lógico-matemático y vinculándola, en muchos casos, con el éxito personal y profesional. La inteligencia, entendida como la capacidad de relacionar pensamientos para generar nuevos aprendizajes, se construye a partir de la herencia y del entorno o contexto cultural. No obstante, en los últimos años ha cobrado relevancia el manejo de las emociones, reconociéndose como otro tipo de inteligencia: la inteligencia emocional, la cual enfatiza la capacidad de comprenderse y regularse a sí mismo, así como de relacionarse de manera adecuada con los demás.</w:t>
-      </w:r>
-    </w:p>
-    <w:p>
-      <w:pPr>
-        <w:rPr>
-          <w:lang w:eastAsia="es-CO"/>
-        </w:rPr>
-      </w:pPr>
+        <w:t>Para comprender mejor cómo las emociones pueden manifestarse físicamente en el cuerpo, se invita a acceder al siguiente video explicativo.</w:t>
+      </w:r>
+      <w:r>
+        <w:rPr>
+          <w:lang w:eastAsia="es-CO"/>
+        </w:rPr>
+        <w:t xml:space="preserve"> </w:t>
+      </w:r>
+      <w:hyperlink r:id="rId17" w:history="1">
+        <w:r>
+          <w:rPr>
+            <w:rStyle w:val="Hipervnculo"/>
+            <w:lang w:eastAsia="es-CO"/>
+          </w:rPr>
+          <w:t>https://www.youtube.com/watch?v=cZP_I6NkQb4</w:t>
+        </w:r>
+      </w:hyperlink>
+      <w:r>
+        <w:rPr>
+          <w:lang w:eastAsia="es-CO"/>
+        </w:rPr>
+        <w:t xml:space="preserve"> </w:t>
+      </w:r>
+    </w:p>
+    <w:p>
+      <w:pPr>
+        <w:rPr>
+          <w:lang w:eastAsia="es-CO"/>
+        </w:rPr>
+      </w:pPr>
+      <w:r>
+        <w:rPr>
+          <w:lang w:eastAsia="es-CO"/>
+        </w:rPr>
+        <w:t xml:space="preserve">Tradicionalmente se ha reconocido la importancia del control de las acciones, asociando la inteligencia con la capacidad lógica, el razonamiento lingüístico o lógico-matemático y vinculándola, en muchos casos, con el éxito personal y profesional. La inteligencia, entendida como la capacidad de relacionar pensamientos para generar nuevos aprendizajes, se construye a partir de la herencia y del entorno o contexto cultural. No obstante, en los últimos años ha cobrado relevancia el manejo de las emociones, reconociéndose como otro tipo de inteligencia: la inteligencia emocional, la </w:t>
+      </w:r>
       <w:r>
         <w:rPr>
           <w:lang w:eastAsia="es-CO"/>
         </w:rPr>
         <w:lastRenderedPageBreak/>
+        <w:t>cual enfatiza la capacidad de comprenderse y regularse a sí mismo, así como de relacionarse de manera adecuada con los demás.</w:t>
+      </w:r>
+    </w:p>
+    <w:p>
+      <w:pPr>
+        <w:rPr>
+          <w:lang w:eastAsia="es-CO"/>
+        </w:rPr>
+      </w:pPr>
+      <w:r>
+        <w:rPr>
+          <w:lang w:eastAsia="es-CO"/>
+        </w:rPr>
         <w:t>Para complementar el tema relacionado con las emociones, se invita a que ingrese al siguiente video que trata sobre la inteligencia emocional según Daniel Goleman:</w:t>
       </w:r>
     </w:p>
@@ -6731,7 +6787,7 @@
                     </pic:cNvPicPr>
                   </pic:nvPicPr>
                   <pic:blipFill>
-                    <a:blip r:embed="rId14">
+                    <a:blip r:embed="rId18">
                       <a:extLst>
                         <a:ext uri="{28A0092B-C50C-407E-A947-70E740481C1C}">
                           <a14:useLocalDpi xmlns:a14="http://schemas.microsoft.com/office/drawing/2010/main" val="0"/>
@@ -6767,7 +6823,7 @@
           <w:b/>
         </w:rPr>
       </w:pPr>
-      <w:hyperlink r:id="rId15" w:history="1">
+      <w:hyperlink r:id="rId19" w:history="1">
         <w:r>
           <w:rPr>
             <w:rStyle w:val="Hipervnculo"/>
@@ -6817,12 +6873,15 @@
           </w:tcPr>
           <w:p>
             <w:r>
-              <w:t>Inteligencia emocional según Daniel Goleman, en su libro inteligencia emocional, describió la emoción como un sentimiento y sus pensamientos característicos a estados psicológicos y biológicos y a una variedad de tendencias en el actuar.</w:t>
+              <w:t xml:space="preserve">Inteligencia emocional según Daniel Goleman, en su libro inteligencia emocional, describió la emoción como un sentimiento y sus pensamientos </w:t>
+            </w:r>
+            <w:r>
+              <w:lastRenderedPageBreak/>
+              <w:t>característicos a estados psicológicos y biológicos y a una variedad de tendencias en el actuar.</w:t>
             </w:r>
           </w:p>
           <w:p>
             <w:r>
-              <w:lastRenderedPageBreak/>
               <w:t>Goffman utilizó el término inteligencia emocional como la capacidad de reconocer nuestros propios sentimientos y los ajenos de motivarnos y de manejar bien las emociones en nosotros mismos y en nuestras relaciones.</w:t>
             </w:r>
           </w:p>
@@ -6851,12 +6910,15 @@
           </w:p>
           <w:p>
             <w:r>
-              <w:t>Por ello, la empatía es fundamental para identificar y comprender a los demás desde la diversidad y autonomía. Con ello, establecer espacios sociales de comunicación asertiva, trabajo en equipo, liderazgo y catalizar cambios sociales. Aunque la estrategia es clara, no es sencilla, comience por reconocerse a sus emociones con el fin de regular y enfocar sus propósitos luego.</w:t>
+              <w:t xml:space="preserve">Por ello, la empatía es fundamental para identificar y comprender a los demás desde la diversidad y autonomía. Con ello, establecer espacios sociales de comunicación asertiva, trabajo en equipo, liderazgo y catalizar cambios sociales. </w:t>
+            </w:r>
+            <w:r>
+              <w:lastRenderedPageBreak/>
+              <w:t>Aunque la estrategia es clara, no es sencilla, comience por reconocerse a sus emociones con el fin de regular y enfocar sus propósitos luego.</w:t>
             </w:r>
           </w:p>
           <w:p>
             <w:r>
-              <w:lastRenderedPageBreak/>
               <w:t>Póngase en el lugar de otras personas antes de interactuar con ellas. Con ello encontrará oportunidades claves para establecer relaciones personales e interpersonales que le aportarán a su propósito de vida. Sólo con la práctica podemos establecer la eficacia de la estrategia. Por eso lo invito a practicar con regularidad en su vida estos cuatro pasos auto reconocerse.</w:t>
             </w:r>
           </w:p>
@@ -6920,7 +6982,7 @@
                     </pic:cNvPicPr>
                   </pic:nvPicPr>
                   <pic:blipFill>
-                    <a:blip r:embed="rId16">
+                    <a:blip r:embed="rId20">
                       <a:extLst>
                         <a:ext uri="{28A0092B-C50C-407E-A947-70E740481C1C}">
                           <a14:useLocalDpi xmlns:a14="http://schemas.microsoft.com/office/drawing/2010/main" val="0"/>
@@ -6990,6 +7052,7 @@
           <w:bCs/>
           <w:lang w:eastAsia="es-CO"/>
         </w:rPr>
+        <w:lastRenderedPageBreak/>
         <w:t xml:space="preserve">Aptitud personal </w:t>
       </w:r>
     </w:p>
@@ -7034,7 +7097,6 @@
           <w:bCs/>
           <w:lang w:eastAsia="es-CO"/>
         </w:rPr>
-        <w:lastRenderedPageBreak/>
         <w:t>Auto reconocimiento</w:t>
       </w:r>
     </w:p>
@@ -7449,6 +7511,7 @@
         <w:rPr>
           <w:lang w:eastAsia="es-CO"/>
         </w:rPr>
+        <w:lastRenderedPageBreak/>
         <w:t>Conciencia política</w:t>
       </w:r>
     </w:p>
@@ -7493,7 +7556,6 @@
           <w:bCs/>
           <w:lang w:eastAsia="es-CO"/>
         </w:rPr>
-        <w:lastRenderedPageBreak/>
         <w:t>Habilidad social</w:t>
       </w:r>
     </w:p>
@@ -7704,20 +7766,26 @@
         <w:rPr>
           <w:lang w:eastAsia="es-CO"/>
         </w:rPr>
-        <w:t>La comunicación depende en gran medida de la calidad de la relación interpersonal y va más allá del lenguaje oral o de la simple transmisión de información. Incluye aspectos como el modo de vestir, los gestos, las expresiones faciales, el tono de voz e incluso el silencio, los cuales permiten expresar emociones como agrado, desagrado, alegría o tristeza. En este sentido, la comunicación integra el conocimiento del comportamiento humano para comprender de manera integral el acto comunicativo.</w:t>
-      </w:r>
-    </w:p>
-    <w:p>
-      <w:pPr>
-        <w:rPr>
-          <w:lang w:eastAsia="es-CO"/>
-        </w:rPr>
-      </w:pPr>
+        <w:t xml:space="preserve">La comunicación depende en gran medida de la calidad de la relación interpersonal y va más allá del lenguaje oral o de la simple transmisión de información. Incluye aspectos como el modo de vestir, los gestos, las expresiones faciales, el tono de voz e incluso el silencio, los cuales permiten expresar emociones como agrado, desagrado, alegría o tristeza. En este sentido, la comunicación integra el conocimiento </w:t>
+      </w:r>
       <w:r>
         <w:rPr>
           <w:lang w:eastAsia="es-CO"/>
         </w:rPr>
         <w:lastRenderedPageBreak/>
+        <w:t>del comportamiento humano para comprender de manera integral el acto comunicativo.</w:t>
+      </w:r>
+    </w:p>
+    <w:p>
+      <w:pPr>
+        <w:rPr>
+          <w:lang w:eastAsia="es-CO"/>
+        </w:rPr>
+      </w:pPr>
+      <w:r>
+        <w:rPr>
+          <w:lang w:eastAsia="es-CO"/>
+        </w:rPr>
         <w:t>Entendida como un intercambio de información, ideas y emociones, la comunicación implica una relación interpersonal en la que el mensaje debe ser comprendido, interpretado y respondido. Este proceso es esencial para establecer vínculos, generar confianza y favorecer interacciones efectivas y humanizadas en los escenarios de atención en salud.</w:t>
       </w:r>
     </w:p>
@@ -7825,6 +7893,7 @@
           <w:noProof/>
           <w:lang w:eastAsia="es-CO"/>
         </w:rPr>
+        <w:lastRenderedPageBreak/>
         <w:drawing>
           <wp:inline distT="0" distB="0" distL="0" distR="0" wp14:anchorId="0B342380" wp14:editId="6C2251E3">
             <wp:extent cx="5445057" cy="2343510"/>
@@ -7843,7 +7912,7 @@
                     </pic:cNvPicPr>
                   </pic:nvPicPr>
                   <pic:blipFill>
-                    <a:blip r:embed="rId17">
+                    <a:blip r:embed="rId21">
                       <a:extLst>
                         <a:ext uri="{28A0092B-C50C-407E-A947-70E740481C1C}">
                           <a14:useLocalDpi xmlns:a14="http://schemas.microsoft.com/office/drawing/2010/main" val="0"/>
@@ -7891,7 +7960,6 @@
           <w:bCs/>
           <w:lang w:eastAsia="es-CO"/>
         </w:rPr>
-        <w:lastRenderedPageBreak/>
         <w:t>Emisor</w:t>
       </w:r>
     </w:p>
@@ -8105,6 +8173,7 @@
           <w:bCs/>
           <w:lang w:eastAsia="es-CO"/>
         </w:rPr>
+        <w:lastRenderedPageBreak/>
         <w:t>Hablar y escribir</w:t>
       </w:r>
       <w:r>
@@ -8225,7 +8294,6 @@
           <w:bCs/>
           <w:lang w:eastAsia="es-CO"/>
         </w:rPr>
-        <w:lastRenderedPageBreak/>
         <w:t>Sistema sociocultural</w:t>
       </w:r>
       <w:r>
@@ -8339,7 +8407,19 @@
         <w:rPr>
           <w:lang w:eastAsia="es-CO"/>
         </w:rPr>
-        <w:t>Y como segunda instancia, se relacionan de igual o mayor importancia, las barrares:</w:t>
+        <w:t>Y como segunda instancia, se relacionan de igual o mayor importancia, las barr</w:t>
+      </w:r>
+      <w:r>
+        <w:rPr>
+          <w:lang w:eastAsia="es-CO"/>
+        </w:rPr>
+        <w:t>era</w:t>
+      </w:r>
+      <w:r>
+        <w:rPr>
+          <w:lang w:eastAsia="es-CO"/>
+        </w:rPr>
+        <w:t>s:</w:t>
       </w:r>
     </w:p>
     <w:p>
@@ -8439,6 +8519,7 @@
           <w:bCs/>
           <w:lang w:eastAsia="es-CO"/>
         </w:rPr>
+        <w:lastRenderedPageBreak/>
         <w:t>Defensa</w:t>
       </w:r>
       <w:r>
@@ -8639,7 +8720,6 @@
           <w:bCs/>
           <w:lang w:eastAsia="es-CO"/>
         </w:rPr>
-        <w:lastRenderedPageBreak/>
         <w:t>Falta de aceptación</w:t>
       </w:r>
       <w:r>
@@ -8788,15 +8868,7 @@
           <w:bCs/>
           <w:lang w:eastAsia="es-CO"/>
         </w:rPr>
-        <w:t>A</w:t>
-      </w:r>
-      <w:r>
-        <w:rPr>
-          <w:b/>
-          <w:bCs/>
-          <w:lang w:eastAsia="es-CO"/>
-        </w:rPr>
-        <w:t>nexo2_Hacia_una_comunicacion_efectiva</w:t>
+        <w:t>Anexo2_Hacia_una_comunicacion_efectiva</w:t>
       </w:r>
       <w:r>
         <w:rPr>
@@ -8894,7 +8966,7 @@
                     </pic:cNvPicPr>
                   </pic:nvPicPr>
                   <pic:blipFill>
-                    <a:blip r:embed="rId18">
+                    <a:blip r:embed="rId22">
                       <a:extLst>
                         <a:ext uri="{28A0092B-C50C-407E-A947-70E740481C1C}">
                           <a14:useLocalDpi xmlns:a14="http://schemas.microsoft.com/office/drawing/2010/main" val="0"/>
@@ -9319,7 +9391,7 @@
         </w:rPr>
         <w:t xml:space="preserve">Cejudo, R. (2006). Desarrollo humano y capacidades. Aplicaciones de la teoría de las capacidades de Amartya Sen a la educación. Revista española de pedagogía, 234, pp. 365-380. </w:t>
       </w:r>
-      <w:hyperlink r:id="rId19" w:history="1">
+      <w:hyperlink r:id="rId23" w:history="1">
         <w:r>
           <w:rPr>
             <w:rStyle w:val="Hipervnculo"/>
@@ -9717,7 +9789,7 @@
         </w:rPr>
         <w:t xml:space="preserve">Ministerio de Protección Social. (2008). Decreto 1011 de 2008 Sistema Obligatorio Garantía de la Calidad (SOGC). Por el cual se establece el Sistema Obligatorio de Garantía de Calidad de la Atención de Salud del Sistema General de Seguridad Social en Salud. </w:t>
       </w:r>
-      <w:hyperlink r:id="rId20" w:history="1">
+      <w:hyperlink r:id="rId24" w:history="1">
         <w:r>
           <w:rPr>
             <w:rStyle w:val="Hipervnculo"/>
@@ -9799,7 +9871,7 @@
         </w:rPr>
         <w:t xml:space="preserve">Real Academia Española (RAE). (2026). Definiciones de conceptos. </w:t>
       </w:r>
-      <w:hyperlink r:id="rId21" w:history="1">
+      <w:hyperlink r:id="rId25" w:history="1">
         <w:r>
           <w:rPr>
             <w:rStyle w:val="Hipervnculo"/>
@@ -10552,8 +10624,8 @@
       </w:pPr>
     </w:p>
     <w:sectPr>
-      <w:headerReference w:type="default" r:id="rId22"/>
-      <w:footerReference w:type="default" r:id="rId23"/>
+      <w:headerReference w:type="default" r:id="rId26"/>
+      <w:footerReference w:type="default" r:id="rId27"/>
       <w:pgSz w:w="12240" w:h="15840"/>
       <w:pgMar w:top="1701" w:right="1134" w:bottom="1134" w:left="1134" w:header="709" w:footer="737" w:gutter="0"/>
       <w:pgNumType w:start="1"/>
@@ -16276,6 +16348,18 @@
     <w:basedOn w:val="Fuentedeprrafopredeter"/>
     <w:rsid w:val="00DC0A1F"/>
   </w:style>
+  <w:style w:type="character" w:styleId="Hipervnculovisitado">
+    <w:name w:val="FollowedHyperlink"/>
+    <w:basedOn w:val="Fuentedeprrafopredeter"/>
+    <w:uiPriority w:val="99"/>
+    <w:semiHidden/>
+    <w:unhideWhenUsed/>
+    <w:rsid w:val="0033466F"/>
+    <w:rPr>
+      <w:color w:val="954F72" w:themeColor="followedHyperlink"/>
+      <w:u w:val="single"/>
+    </w:rPr>
+  </w:style>
 </w:styles>
 </file>
 
@@ -16579,8 +16663,8 @@
 </file>
 
 <file path=customXml/item2.xml><?xml version="1.0" encoding="utf-8"?>
-<ct:contentTypeSchema xmlns:ct="http://schemas.microsoft.com/office/2006/metadata/contentType" xmlns:ma="http://schemas.microsoft.com/office/2006/metadata/properties/metaAttributes" ct:_="" ma:_="" ma:contentTypeName="Documento" ma:contentTypeID="0x0101006A81D6BD42E8DF4C91013959704817E1" ma:contentTypeVersion="14" ma:contentTypeDescription="Crear nuevo documento." ma:contentTypeScope="" ma:versionID="cd14e03e9fc6eb087109c39a3de1a2a7">
-  <xsd:schema xmlns:xsd="http://www.w3.org/2001/XMLSchema" xmlns:xs="http://www.w3.org/2001/XMLSchema" xmlns:p="http://schemas.microsoft.com/office/2006/metadata/properties" xmlns:ns2="13c90a0b-73bc-4dc0-be5f-28d77b615beb" xmlns:ns3="13c93bba-48ce-428c-bfe5-88b42c19b028" targetNamespace="http://schemas.microsoft.com/office/2006/metadata/properties" ma:root="true" ma:fieldsID="247ff0312e87511bd2ce05ea47f33022" ns2:_="" ns3:_="">
+<ct:contentTypeSchema xmlns:ct="http://schemas.microsoft.com/office/2006/metadata/contentType" xmlns:ma="http://schemas.microsoft.com/office/2006/metadata/properties/metaAttributes" ct:_="" ma:_="" ma:contentTypeName="Documento" ma:contentTypeID="0x0101006A81D6BD42E8DF4C91013959704817E1" ma:contentTypeVersion="15" ma:contentTypeDescription="Crear nuevo documento." ma:contentTypeScope="" ma:versionID="bf4f72ffd194f0963ff564daca6869f7">
+  <xsd:schema xmlns:xsd="http://www.w3.org/2001/XMLSchema" xmlns:xs="http://www.w3.org/2001/XMLSchema" xmlns:p="http://schemas.microsoft.com/office/2006/metadata/properties" xmlns:ns2="13c90a0b-73bc-4dc0-be5f-28d77b615beb" xmlns:ns3="13c93bba-48ce-428c-bfe5-88b42c19b028" targetNamespace="http://schemas.microsoft.com/office/2006/metadata/properties" ma:root="true" ma:fieldsID="8718d6f4873a5b1392a45044efa78385" ns2:_="" ns3:_="">
     <xsd:import namespace="13c90a0b-73bc-4dc0-be5f-28d77b615beb"/>
     <xsd:import namespace="13c93bba-48ce-428c-bfe5-88b42c19b028"/>
     <xsd:element name="properties">
@@ -16602,6 +16686,7 @@
                 <xsd:element ref="ns3:lcf76f155ced4ddcb4097134ff3c332f" minOccurs="0"/>
                 <xsd:element ref="ns2:TaxCatchAll" minOccurs="0"/>
                 <xsd:element ref="ns3:MediaServiceOCR" minOccurs="0"/>
+                <xsd:element ref="ns3:MediaServiceLocation" minOccurs="0"/>
               </xsd:all>
             </xsd:complexType>
           </xsd:element>
@@ -16705,6 +16790,11 @@
         <xsd:restriction base="dms:Note">
           <xsd:maxLength value="255"/>
         </xsd:restriction>
+      </xsd:simpleType>
+    </xsd:element>
+    <xsd:element name="MediaServiceLocation" ma:index="22" nillable="true" ma:displayName="Location" ma:description="" ma:indexed="true" ma:internalName="MediaServiceLocation" ma:readOnly="true">
+      <xsd:simpleType>
+        <xsd:restriction base="dms:Text"/>
       </xsd:simpleType>
     </xsd:element>
   </xsd:schema>
@@ -16836,13 +16926,24 @@
 </file>
 
 <file path=customXml/itemProps2.xml><?xml version="1.0" encoding="utf-8"?>
-<ds:datastoreItem xmlns:ds="http://schemas.openxmlformats.org/officeDocument/2006/customXml" ds:itemID="{A570B987-C1F4-48B3-9717-4BD16166FDD7}"/>
+<ds:datastoreItem xmlns:ds="http://schemas.openxmlformats.org/officeDocument/2006/customXml" ds:itemID="{2F0B6540-8E29-46BA-B178-BB2F681A39FC}"/>
 </file>
 
 <file path=customXml/itemProps3.xml><?xml version="1.0" encoding="utf-8"?>
-<ds:datastoreItem xmlns:ds="http://schemas.openxmlformats.org/officeDocument/2006/customXml" ds:itemID="{48A24DFB-18CE-42EE-ABBA-19A27936B31B}"/>
+<ds:datastoreItem xmlns:ds="http://schemas.openxmlformats.org/officeDocument/2006/customXml" ds:itemID="{48A24DFB-18CE-42EE-ABBA-19A27936B31B}">
+  <ds:schemaRefs>
+    <ds:schemaRef ds:uri="http://schemas.microsoft.com/sharepoint/v3/contenttype/forms"/>
+  </ds:schemaRefs>
+</ds:datastoreItem>
 </file>
 
 <file path=customXml/itemProps4.xml><?xml version="1.0" encoding="utf-8"?>
-<ds:datastoreItem xmlns:ds="http://schemas.openxmlformats.org/officeDocument/2006/customXml" ds:itemID="{F954B841-D8EB-4B22-B6A4-9DC8E6FE24DB}"/>
+<ds:datastoreItem xmlns:ds="http://schemas.openxmlformats.org/officeDocument/2006/customXml" ds:itemID="{F954B841-D8EB-4B22-B6A4-9DC8E6FE24DB}">
+  <ds:schemaRefs>
+    <ds:schemaRef ds:uri="http://schemas.microsoft.com/office/2006/metadata/properties"/>
+    <ds:schemaRef ds:uri="http://schemas.microsoft.com/office/infopath/2007/PartnerControls"/>
+    <ds:schemaRef ds:uri="13c90a0b-73bc-4dc0-be5f-28d77b615beb"/>
+    <ds:schemaRef ds:uri="13c93bba-48ce-428c-bfe5-88b42c19b028"/>
+  </ds:schemaRefs>
+</ds:datastoreItem>
 </file>